--- a/Grossi-fed-resume.docx
+++ b/Grossi-fed-resume.docx
@@ -451,12 +451,23 @@
         <w:t xml:space="preserve">Collaborated with the Navy to define metadata requirements for UxS platforms and develop joint metadata standards for data collection and dissemination leading to the development of a joint NOAA-Navy metadata schema to bolster data interoperability and streamline data sharing within the federal government.</w:t>
       </w:r>
     </w:p>
-    <w:p>
-      <w:pPr>
-        <w:pStyle w:val="Compact"/>
-        <w:numPr>
-          <w:ilvl w:val="0"/>
-          <w:numId w:val="1002"/>
+    <w:tbl>
+      <w:tblPr>
+        <w:tblStyle w:val="Table"/>
+        <w:tblW w:type="auto" w:w="0"/>
+        <w:tblLook w:firstRow="0" w:lastRow="0" w:firstColumn="0" w:lastColumn="0" w:noHBand="0" w:noVBand="0" w:val="0000"/>
+      </w:tblPr>
+      <w:tblGrid>
+        <w:gridCol w:w="3960"/>
+        <w:gridCol w:w="3960"/>
+      </w:tblGrid>
+    </w:tbl>
+    <w:p>
+      <w:pPr>
+        <w:pStyle w:val="Compact"/>
+        <w:numPr>
+          <w:ilvl w:val="0"/>
+          <w:numId w:val="1003"/>
         </w:numPr>
       </w:pPr>
       <w:r>
@@ -468,7 +479,7 @@
         <w:pStyle w:val="Compact"/>
         <w:numPr>
           <w:ilvl w:val="0"/>
-          <w:numId w:val="1002"/>
+          <w:numId w:val="1003"/>
         </w:numPr>
       </w:pPr>
       <w:r>
@@ -552,7 +563,7 @@
         <w:pStyle w:val="Compact"/>
         <w:numPr>
           <w:ilvl w:val="0"/>
-          <w:numId w:val="1003"/>
+          <w:numId w:val="1004"/>
         </w:numPr>
       </w:pPr>
       <w:r>
@@ -564,7 +575,7 @@
         <w:pStyle w:val="Compact"/>
         <w:numPr>
           <w:ilvl w:val="0"/>
-          <w:numId w:val="1003"/>
+          <w:numId w:val="1004"/>
         </w:numPr>
       </w:pPr>
       <w:r>
@@ -576,7 +587,7 @@
         <w:pStyle w:val="Compact"/>
         <w:numPr>
           <w:ilvl w:val="0"/>
-          <w:numId w:val="1003"/>
+          <w:numId w:val="1004"/>
         </w:numPr>
       </w:pPr>
       <w:r>
@@ -588,7 +599,7 @@
         <w:pStyle w:val="Compact"/>
         <w:numPr>
           <w:ilvl w:val="0"/>
-          <w:numId w:val="1003"/>
+          <w:numId w:val="1004"/>
         </w:numPr>
       </w:pPr>
       <w:r>
@@ -672,7 +683,7 @@
         <w:pStyle w:val="Compact"/>
         <w:numPr>
           <w:ilvl w:val="0"/>
-          <w:numId w:val="1004"/>
+          <w:numId w:val="1005"/>
         </w:numPr>
       </w:pPr>
       <w:r>
@@ -684,7 +695,7 @@
         <w:pStyle w:val="Compact"/>
         <w:numPr>
           <w:ilvl w:val="0"/>
-          <w:numId w:val="1004"/>
+          <w:numId w:val="1005"/>
         </w:numPr>
       </w:pPr>
       <w:r>
@@ -696,7 +707,7 @@
         <w:pStyle w:val="Compact"/>
         <w:numPr>
           <w:ilvl w:val="0"/>
-          <w:numId w:val="1004"/>
+          <w:numId w:val="1005"/>
         </w:numPr>
       </w:pPr>
       <w:r>
@@ -780,7 +791,7 @@
         <w:pStyle w:val="Compact"/>
         <w:numPr>
           <w:ilvl w:val="0"/>
-          <w:numId w:val="1005"/>
+          <w:numId w:val="1006"/>
         </w:numPr>
       </w:pPr>
       <w:r>
@@ -792,7 +803,7 @@
         <w:pStyle w:val="Compact"/>
         <w:numPr>
           <w:ilvl w:val="0"/>
-          <w:numId w:val="1005"/>
+          <w:numId w:val="1006"/>
         </w:numPr>
       </w:pPr>
       <w:r>
@@ -804,7 +815,7 @@
         <w:pStyle w:val="Compact"/>
         <w:numPr>
           <w:ilvl w:val="0"/>
-          <w:numId w:val="1005"/>
+          <w:numId w:val="1006"/>
         </w:numPr>
       </w:pPr>
       <w:r>
@@ -1029,7 +1040,7 @@
         <w:pStyle w:val="Compact"/>
         <w:numPr>
           <w:ilvl w:val="0"/>
-          <w:numId w:val="1006"/>
+          <w:numId w:val="1007"/>
         </w:numPr>
       </w:pPr>
       <w:r>
@@ -1041,7 +1052,7 @@
         <w:pStyle w:val="Compact"/>
         <w:numPr>
           <w:ilvl w:val="0"/>
-          <w:numId w:val="1006"/>
+          <w:numId w:val="1007"/>
         </w:numPr>
       </w:pPr>
       <w:r>
@@ -1053,7 +1064,7 @@
         <w:pStyle w:val="Compact"/>
         <w:numPr>
           <w:ilvl w:val="0"/>
-          <w:numId w:val="1006"/>
+          <w:numId w:val="1007"/>
         </w:numPr>
       </w:pPr>
       <w:r>
@@ -1065,31 +1076,7 @@
         <w:pStyle w:val="Compact"/>
         <w:numPr>
           <w:ilvl w:val="0"/>
-          <w:numId w:val="1006"/>
-        </w:numPr>
-      </w:pPr>
-      <w:r>
-        <w:t xml:space="preserve">Data Visualization in Python course (2021)</w:t>
-      </w:r>
-    </w:p>
-    <w:p>
-      <w:pPr>
-        <w:pStyle w:val="Compact"/>
-        <w:numPr>
-          <w:ilvl w:val="0"/>
-          <w:numId w:val="1006"/>
-        </w:numPr>
-      </w:pPr>
-      <w:r>
-        <w:t xml:space="preserve">CODAR Basic Training Course, CODAR Ocean Sensors, Mountain View, CA (2015)</w:t>
-      </w:r>
-    </w:p>
-    <w:p>
-      <w:pPr>
-        <w:pStyle w:val="Compact"/>
-        <w:numPr>
-          <w:ilvl w:val="0"/>
-          <w:numId w:val="1006"/>
+          <w:numId w:val="1007"/>
         </w:numPr>
       </w:pPr>
       <w:r>
@@ -1344,6 +1331,12 @@
     <w:abstractNumId w:val="991"/>
   </w:num>
   <w:num w:numId="1011">
+    <w:abstractNumId w:val="991"/>
+  </w:num>
+  <w:num w:numId="1012">
+    <w:abstractNumId w:val="991"/>
+  </w:num>
+  <w:num w:numId="1013">
     <w:abstractNumId w:val="991"/>
   </w:num>
 </w:numbering>
